--- a/resume/Robert Bedell Resume 2026.docx
+++ b/resume/Robert Bedell Resume 2026.docx
@@ -718,6 +718,100 @@
           </w:p>
         </w:tc>
       </w:tr>
+      <w:tr>
+        <w:trPr>
+          <w:cantSplit/>
+        </w:trPr>
+        <w:tc>
+          <w:tcPr>
+            <w:tcW w:w="1437" w:type="dxa"/>
+          </w:tcPr>
+          <w:p>
+            <w:pPr>
+              <w:rPr>
+                <w:rFonts w:ascii="Verdana" w:hAnsi="Verdana"/>
+                <w:color w:val="000000" w:themeColor="text1"/>
+              </w:rPr>
+            </w:pPr>
+            <w:r>
+              <w:rPr>
+                <w:rFonts w:ascii="Verdana" w:hAnsi="Verdana"/>
+                <w:color w:val="000000" w:themeColor="text1"/>
+              </w:rPr>
+              <w:t>~1 year</w:t>
+            </w:r>
+          </w:p>
+        </w:tc>
+        <w:tc>
+          <w:tcPr>
+            <w:tcW w:w="6903" w:type="dxa"/>
+            <w:vAlign w:val="center"/>
+          </w:tcPr>
+          <w:p>
+            <w:pPr>
+              <w:rPr>
+                <w:rFonts w:ascii="Verdana" w:hAnsi="Verdana"/>
+                <w:color w:val="000000" w:themeColor="text1"/>
+              </w:rPr>
+            </w:pPr>
+            <w:r>
+              <w:rPr>
+                <w:rFonts w:ascii="Verdana" w:hAnsi="Verdana"/>
+                <w:color w:val="000000" w:themeColor="text1"/>
+              </w:rPr>
+              <w:t xml:space="preserve">Agentic AI, MCP, Agentic AI Harness, Agentic AI Memory, </w:t>
+            </w:r>
+            <w:proofErr w:type="spellStart"/>
+            <w:r>
+              <w:rPr>
+                <w:rFonts w:ascii="Verdana" w:hAnsi="Verdana"/>
+                <w:color w:val="000000" w:themeColor="text1"/>
+              </w:rPr>
+              <w:t>PyTorch</w:t>
+            </w:r>
+            <w:proofErr w:type="spellEnd"/>
+            <w:r>
+              <w:rPr>
+                <w:rFonts w:ascii="Verdana" w:hAnsi="Verdana"/>
+                <w:color w:val="000000" w:themeColor="text1"/>
+              </w:rPr>
+              <w:t xml:space="preserve">, </w:t>
+            </w:r>
+            <w:proofErr w:type="spellStart"/>
+            <w:r>
+              <w:rPr>
+                <w:rFonts w:ascii="Verdana" w:hAnsi="Verdana"/>
+                <w:color w:val="000000" w:themeColor="text1"/>
+              </w:rPr>
+              <w:t>LangChain</w:t>
+            </w:r>
+            <w:proofErr w:type="spellEnd"/>
+            <w:r>
+              <w:rPr>
+                <w:rFonts w:ascii="Verdana" w:hAnsi="Verdana"/>
+                <w:color w:val="000000" w:themeColor="text1"/>
+              </w:rPr>
+              <w:t>/</w:t>
+            </w:r>
+            <w:proofErr w:type="spellStart"/>
+            <w:r>
+              <w:rPr>
+                <w:rFonts w:ascii="Verdana" w:hAnsi="Verdana"/>
+                <w:color w:val="000000" w:themeColor="text1"/>
+              </w:rPr>
+              <w:t>LangSmith</w:t>
+            </w:r>
+            <w:proofErr w:type="spellEnd"/>
+            <w:r>
+              <w:rPr>
+                <w:rFonts w:ascii="Verdana" w:hAnsi="Verdana"/>
+                <w:color w:val="000000" w:themeColor="text1"/>
+              </w:rPr>
+              <w:t>, LLMs, CNNs, Neural video codecs</w:t>
+            </w:r>
+          </w:p>
+        </w:tc>
+      </w:tr>
     </w:tbl>
     <w:p>
       <w:pPr>
@@ -854,350 +948,242 @@
           <w:iCs/>
           <w:color w:val="000000" w:themeColor="text1"/>
         </w:rPr>
-        <w:t>Streaming Global, Senior Software Developer Engineer</w:t>
-      </w:r>
-    </w:p>
-    <w:p>
-      <w:pPr>
-        <w:rPr>
-          <w:rFonts w:ascii="Verdana" w:hAnsi="Verdana"/>
-          <w:color w:val="000000" w:themeColor="text1"/>
-        </w:rPr>
-      </w:pPr>
-    </w:p>
-    <w:p>
-      <w:pPr>
-        <w:rPr>
-          <w:rFonts w:ascii="Verdana" w:hAnsi="Verdana"/>
-          <w:color w:val="000000" w:themeColor="text1"/>
-        </w:rPr>
-      </w:pPr>
-      <w:r>
-        <w:rPr>
-          <w:rFonts w:ascii="Verdana" w:hAnsi="Verdana"/>
-          <w:color w:val="000000" w:themeColor="text1"/>
-        </w:rPr>
-        <w:t xml:space="preserve">Implemented a multi-platform remote device virtualization substrate for use with the remote desktop offering.  This primarily targeted Java and C#, and was designed to be ecosystem agnostic.  Created a custom RPC layer on top of </w:t>
-      </w:r>
-      <w:r>
-        <w:rPr>
-          <w:rFonts w:ascii="Verdana" w:hAnsi="Verdana"/>
-          <w:color w:val="000000" w:themeColor="text1"/>
-        </w:rPr>
-        <w:t>G</w:t>
-      </w:r>
-      <w:r>
-        <w:rPr>
-          <w:rFonts w:ascii="Verdana" w:hAnsi="Verdana"/>
-          <w:color w:val="000000" w:themeColor="text1"/>
-        </w:rPr>
-        <w:t xml:space="preserve">oogle </w:t>
-      </w:r>
-      <w:proofErr w:type="spellStart"/>
-      <w:r>
-        <w:rPr>
-          <w:rFonts w:ascii="Verdana" w:hAnsi="Verdana"/>
-          <w:color w:val="000000" w:themeColor="text1"/>
-        </w:rPr>
-        <w:t>Protobuf</w:t>
-      </w:r>
-      <w:proofErr w:type="spellEnd"/>
-      <w:r>
-        <w:rPr>
-          <w:rFonts w:ascii="Verdana" w:hAnsi="Verdana"/>
-          <w:color w:val="000000" w:themeColor="text1"/>
-        </w:rPr>
-        <w:t xml:space="preserve"> libraries</w:t>
-      </w:r>
-      <w:r>
-        <w:rPr>
-          <w:rFonts w:ascii="Verdana" w:hAnsi="Verdana"/>
-          <w:color w:val="000000" w:themeColor="text1"/>
-        </w:rPr>
-        <w:t xml:space="preserve"> using multiple messaging paradigms.  </w:t>
-      </w:r>
-      <w:r>
-        <w:rPr>
-          <w:rFonts w:ascii="Verdana" w:hAnsi="Verdana"/>
-          <w:color w:val="000000" w:themeColor="text1"/>
-        </w:rPr>
-        <w:t>Completed a number of virtualiz</w:t>
-      </w:r>
-      <w:r>
-        <w:rPr>
-          <w:rFonts w:ascii="Verdana" w:hAnsi="Verdana"/>
-          <w:color w:val="000000" w:themeColor="text1"/>
-        </w:rPr>
-        <w:t>ations for</w:t>
-      </w:r>
-      <w:r>
-        <w:rPr>
-          <w:rFonts w:ascii="Verdana" w:hAnsi="Verdana"/>
-          <w:color w:val="000000" w:themeColor="text1"/>
-        </w:rPr>
-        <w:t xml:space="preserve"> JPOS-enabled and other devices commonly found in retail stores.</w:t>
-      </w:r>
-      <w:r>
-        <w:rPr>
-          <w:rFonts w:ascii="Verdana" w:hAnsi="Verdana"/>
-          <w:color w:val="000000" w:themeColor="text1"/>
-        </w:rPr>
-        <w:t xml:space="preserve"> </w:t>
-      </w:r>
-      <w:r>
-        <w:rPr>
-          <w:rFonts w:ascii="Verdana" w:hAnsi="Verdana"/>
-          <w:color w:val="000000" w:themeColor="text1"/>
-        </w:rPr>
-        <w:t xml:space="preserve"> Combined with the previous work this was known as the product line SG-Mirror.</w:t>
-      </w:r>
-    </w:p>
-    <w:p>
-      <w:pPr>
-        <w:rPr>
-          <w:rFonts w:ascii="Verdana" w:hAnsi="Verdana"/>
-          <w:color w:val="000000" w:themeColor="text1"/>
-        </w:rPr>
-      </w:pPr>
-    </w:p>
-    <w:p>
-      <w:pPr>
-        <w:rPr>
-          <w:rFonts w:ascii="Verdana" w:hAnsi="Verdana"/>
-          <w:color w:val="000000" w:themeColor="text1"/>
-        </w:rPr>
-      </w:pPr>
-      <w:r>
-        <w:rPr>
-          <w:rFonts w:ascii="Verdana" w:hAnsi="Verdana"/>
-          <w:color w:val="000000" w:themeColor="text1"/>
-        </w:rPr>
-        <w:t>As part of various development efforts, mentored and managed several junior and mid-level software engineers</w:t>
-      </w:r>
-      <w:r>
-        <w:rPr>
-          <w:rFonts w:ascii="Verdana" w:hAnsi="Verdana"/>
-          <w:color w:val="000000" w:themeColor="text1"/>
-        </w:rPr>
-        <w:t>.  Cultivated their technical skills and general engineering mindset.</w:t>
-      </w:r>
-    </w:p>
-    <w:p>
-      <w:pPr>
-        <w:rPr>
-          <w:rFonts w:ascii="Verdana" w:hAnsi="Verdana"/>
-          <w:color w:val="000000" w:themeColor="text1"/>
-        </w:rPr>
-      </w:pPr>
-    </w:p>
-    <w:p>
-      <w:pPr>
-        <w:rPr>
-          <w:rFonts w:ascii="Verdana" w:hAnsi="Verdana"/>
-          <w:color w:val="000000" w:themeColor="text1"/>
-        </w:rPr>
-      </w:pPr>
-      <w:r>
-        <w:rPr>
-          <w:rFonts w:ascii="Verdana" w:hAnsi="Verdana"/>
-          <w:color w:val="000000" w:themeColor="text1"/>
-        </w:rPr>
-        <w:t>Ported the core company remote desktop and gaming application to various flavors of Linux, bringing along a number of third</w:t>
-      </w:r>
-      <w:r>
-        <w:rPr>
-          <w:rFonts w:ascii="Verdana" w:hAnsi="Verdana"/>
-          <w:color w:val="000000" w:themeColor="text1"/>
-        </w:rPr>
-        <w:t>-</w:t>
-      </w:r>
-      <w:r>
-        <w:rPr>
-          <w:rFonts w:ascii="Verdana" w:hAnsi="Verdana"/>
-          <w:color w:val="000000" w:themeColor="text1"/>
-        </w:rPr>
-        <w:t>party libraries and codecs in the process, such as H.264 and H.265.  Refined the performance and reliability of the core capture loop logic.  Co-developed a new core remote desktop protocol highly targeted at low-bandwidth connections.  This used entirely new algorithms to determine the data to send, and a tightly optimized in-house binary encoding to minimize the number of bits needed for any update.</w:t>
-      </w:r>
-    </w:p>
-    <w:p>
-      <w:pPr>
-        <w:rPr>
-          <w:rFonts w:ascii="Verdana" w:hAnsi="Verdana"/>
-          <w:color w:val="000000" w:themeColor="text1"/>
-        </w:rPr>
-      </w:pPr>
-      <w:r>
-        <w:rPr>
-          <w:rFonts w:ascii="Verdana" w:hAnsi="Verdana"/>
-          <w:color w:val="000000" w:themeColor="text1"/>
-        </w:rPr>
-        <w:lastRenderedPageBreak/>
-        <w:t xml:space="preserve">Updated and enhanced the low level integration of the SG-MDRN streaming platform with media codecs and libraries.  This involved patching </w:t>
-      </w:r>
-      <w:proofErr w:type="spellStart"/>
-      <w:r>
-        <w:rPr>
-          <w:rFonts w:ascii="Verdana" w:hAnsi="Verdana"/>
-          <w:color w:val="000000" w:themeColor="text1"/>
-        </w:rPr>
-        <w:t>FFmpeg</w:t>
-      </w:r>
-      <w:proofErr w:type="spellEnd"/>
-      <w:r>
-        <w:rPr>
-          <w:rFonts w:ascii="Verdana" w:hAnsi="Verdana"/>
-          <w:color w:val="000000" w:themeColor="text1"/>
-        </w:rPr>
-        <w:t xml:space="preserve">, H264, H265, and other libraries and dependencies, and then correctly binding them into a dotnet environment. </w:t>
-      </w:r>
-    </w:p>
-    <w:p>
-      <w:pPr>
-        <w:rPr>
-          <w:rFonts w:ascii="Verdana" w:hAnsi="Verdana"/>
-          <w:color w:val="000000" w:themeColor="text1"/>
-        </w:rPr>
-      </w:pPr>
-    </w:p>
-    <w:p>
-      <w:pPr>
-        <w:rPr>
-          <w:rFonts w:ascii="Verdana" w:hAnsi="Verdana"/>
-          <w:color w:val="000000" w:themeColor="text1"/>
-        </w:rPr>
-      </w:pPr>
-      <w:r>
-        <w:rPr>
-          <w:rFonts w:ascii="Verdana" w:hAnsi="Verdana"/>
-          <w:color w:val="000000" w:themeColor="text1"/>
-        </w:rPr>
-        <w:t>Refactored the company’s cutting-edge multimedia player product (part of SG-MDRN) into TypeScript, removing many bugs and improving code quality and performance as a result.  Created a new build system with Vite and custom tooling to obfuscate and manage product releases.  In doing so, brought the old system up to modern standards and methods for internet development.</w:t>
-      </w:r>
-    </w:p>
-    <w:p>
-      <w:pPr>
-        <w:rPr>
-          <w:rFonts w:ascii="Verdana" w:hAnsi="Verdana"/>
-          <w:color w:val="000000" w:themeColor="text1"/>
-        </w:rPr>
-      </w:pPr>
-    </w:p>
-    <w:p>
-      <w:pPr>
-        <w:rPr>
-          <w:rFonts w:ascii="Verdana" w:hAnsi="Verdana"/>
-          <w:color w:val="000000" w:themeColor="text1"/>
-        </w:rPr>
-      </w:pPr>
-      <w:r>
-        <w:rPr>
-          <w:rFonts w:ascii="Verdana" w:hAnsi="Verdana"/>
-          <w:color w:val="000000" w:themeColor="text1"/>
-        </w:rPr>
-        <w:t>Performed veritable software wizardry to make the real-time interactive viewer component of SG-RT compatible with low end set top boxes.  This required many clever tricks to diagnose and work around issues in an environment which had to be managed and inspected without full access or almost any development tools.</w:t>
-      </w:r>
-    </w:p>
-    <w:p>
-      <w:pPr>
-        <w:rPr>
-          <w:rFonts w:ascii="Verdana" w:hAnsi="Verdana"/>
-          <w:color w:val="000000" w:themeColor="text1"/>
-        </w:rPr>
-      </w:pPr>
-    </w:p>
-    <w:p>
-      <w:pPr>
-        <w:rPr>
-          <w:rFonts w:ascii="Verdana" w:hAnsi="Verdana"/>
-          <w:color w:val="000000" w:themeColor="text1"/>
-        </w:rPr>
-      </w:pPr>
-      <w:r>
-        <w:rPr>
-          <w:rFonts w:ascii="Verdana" w:hAnsi="Verdana"/>
-          <w:color w:val="000000" w:themeColor="text1"/>
-        </w:rPr>
-        <w:t xml:space="preserve">Designed and implemented a replacement to a core product line to bring it on-premises.  This included a core customer facing REST API, a Blazor </w:t>
-      </w:r>
-      <w:proofErr w:type="spellStart"/>
-      <w:r>
-        <w:rPr>
-          <w:rFonts w:ascii="Verdana" w:hAnsi="Verdana"/>
-          <w:color w:val="000000" w:themeColor="text1"/>
-        </w:rPr>
-        <w:t>WebAssembly</w:t>
-      </w:r>
-      <w:proofErr w:type="spellEnd"/>
-      <w:r>
-        <w:rPr>
-          <w:rFonts w:ascii="Verdana" w:hAnsi="Verdana"/>
-          <w:color w:val="000000" w:themeColor="text1"/>
-        </w:rPr>
-        <w:t xml:space="preserve"> Client front end, and an internal custom controller system for </w:t>
-      </w:r>
-      <w:r>
-        <w:rPr>
-          <w:rFonts w:ascii="Verdana" w:hAnsi="Verdana"/>
-          <w:color w:val="000000" w:themeColor="text1"/>
-        </w:rPr>
-        <w:t>streaming services</w:t>
-      </w:r>
-      <w:r>
-        <w:rPr>
-          <w:rFonts w:ascii="Verdana" w:hAnsi="Verdana"/>
-          <w:color w:val="000000" w:themeColor="text1"/>
-        </w:rPr>
-        <w:t xml:space="preserve">.  Technologies used include ASP.NET Web APIs, Entity Framework Core, PostgreSQL, </w:t>
-      </w:r>
-      <w:proofErr w:type="spellStart"/>
-      <w:r>
-        <w:rPr>
-          <w:rFonts w:ascii="Verdana" w:hAnsi="Verdana"/>
-          <w:color w:val="000000" w:themeColor="text1"/>
-        </w:rPr>
-        <w:t>MassTransit</w:t>
-      </w:r>
-      <w:proofErr w:type="spellEnd"/>
-      <w:r>
-        <w:rPr>
-          <w:rFonts w:ascii="Verdana" w:hAnsi="Verdana"/>
-          <w:color w:val="000000" w:themeColor="text1"/>
-        </w:rPr>
-        <w:t>, RabbitMQ, and integration with in-house technologies.</w:t>
-      </w:r>
-      <w:r>
-        <w:rPr>
-          <w:rFonts w:ascii="Verdana" w:hAnsi="Verdana"/>
-          <w:color w:val="000000" w:themeColor="text1"/>
-        </w:rPr>
-        <w:t xml:space="preserve">  Final installation was on Ubuntu 22.04 using .NET 6 and .NET 8.</w:t>
-      </w:r>
-      <w:r>
-        <w:rPr>
-          <w:rFonts w:ascii="Verdana" w:hAnsi="Verdana"/>
-          <w:color w:val="000000" w:themeColor="text1"/>
-        </w:rPr>
-        <w:t xml:space="preserve">  This included a data pipeline for reporting metrics and performance data via a customer portal, using in-house streaming mechanisms and database analytics.</w:t>
-      </w:r>
-    </w:p>
-    <w:p>
-      <w:pPr>
+        <w:t xml:space="preserve">Streaming Global, </w:t>
+      </w:r>
+      <w:r>
         <w:rPr>
           <w:rFonts w:ascii="Verdana" w:hAnsi="Verdana"/>
           <w:i/>
           <w:iCs/>
           <w:color w:val="000000" w:themeColor="text1"/>
         </w:rPr>
-      </w:pPr>
-    </w:p>
-    <w:p>
-      <w:pPr>
+        <w:t>Staff</w:t>
+      </w:r>
+      <w:r>
         <w:rPr>
           <w:rFonts w:ascii="Verdana" w:hAnsi="Verdana"/>
           <w:i/>
           <w:iCs/>
           <w:color w:val="000000" w:themeColor="text1"/>
         </w:rPr>
+        <w:t xml:space="preserve"> Engineer</w:t>
+      </w:r>
+    </w:p>
+    <w:p>
+      <w:pPr>
+        <w:rPr>
+          <w:rFonts w:ascii="Verdana" w:hAnsi="Verdana"/>
+          <w:color w:val="000000" w:themeColor="text1"/>
+        </w:rPr>
+      </w:pPr>
+    </w:p>
+    <w:p>
+      <w:pPr>
+        <w:rPr>
+          <w:rFonts w:ascii="Verdana" w:hAnsi="Verdana"/>
+          <w:color w:val="000000" w:themeColor="text1"/>
+        </w:rPr>
+      </w:pPr>
+      <w:r>
+        <w:rPr>
+          <w:rFonts w:ascii="Verdana" w:hAnsi="Verdana"/>
+          <w:color w:val="000000" w:themeColor="text1"/>
+        </w:rPr>
+        <w:t xml:space="preserve">Implemented a multi-platform remote device virtualization substrate for use with the remote desktop offering.  This primarily targeted Java and C#, and was designed to be ecosystem agnostic.  Created a custom RPC layer on top of </w:t>
+      </w:r>
+      <w:r>
+        <w:rPr>
+          <w:rFonts w:ascii="Verdana" w:hAnsi="Verdana"/>
+          <w:color w:val="000000" w:themeColor="text1"/>
+        </w:rPr>
+        <w:t>G</w:t>
+      </w:r>
+      <w:r>
+        <w:rPr>
+          <w:rFonts w:ascii="Verdana" w:hAnsi="Verdana"/>
+          <w:color w:val="000000" w:themeColor="text1"/>
+        </w:rPr>
+        <w:t xml:space="preserve">oogle </w:t>
+      </w:r>
+      <w:proofErr w:type="spellStart"/>
+      <w:r>
+        <w:rPr>
+          <w:rFonts w:ascii="Verdana" w:hAnsi="Verdana"/>
+          <w:color w:val="000000" w:themeColor="text1"/>
+        </w:rPr>
+        <w:t>Protobuf</w:t>
+      </w:r>
+      <w:proofErr w:type="spellEnd"/>
+      <w:r>
+        <w:rPr>
+          <w:rFonts w:ascii="Verdana" w:hAnsi="Verdana"/>
+          <w:color w:val="000000" w:themeColor="text1"/>
+        </w:rPr>
+        <w:t xml:space="preserve"> libraries</w:t>
+      </w:r>
+      <w:r>
+        <w:rPr>
+          <w:rFonts w:ascii="Verdana" w:hAnsi="Verdana"/>
+          <w:color w:val="000000" w:themeColor="text1"/>
+        </w:rPr>
+        <w:t xml:space="preserve"> using multiple messaging paradigms.  </w:t>
+      </w:r>
+      <w:r>
+        <w:rPr>
+          <w:rFonts w:ascii="Verdana" w:hAnsi="Verdana"/>
+          <w:color w:val="000000" w:themeColor="text1"/>
+        </w:rPr>
+        <w:t>Completed a number of virtualiz</w:t>
+      </w:r>
+      <w:r>
+        <w:rPr>
+          <w:rFonts w:ascii="Verdana" w:hAnsi="Verdana"/>
+          <w:color w:val="000000" w:themeColor="text1"/>
+        </w:rPr>
+        <w:t>ations for</w:t>
+      </w:r>
+      <w:r>
+        <w:rPr>
+          <w:rFonts w:ascii="Verdana" w:hAnsi="Verdana"/>
+          <w:color w:val="000000" w:themeColor="text1"/>
+        </w:rPr>
+        <w:t xml:space="preserve"> JPOS-enabled and other devices commonly found in retail stores.</w:t>
+      </w:r>
+      <w:r>
+        <w:rPr>
+          <w:rFonts w:ascii="Verdana" w:hAnsi="Verdana"/>
+          <w:color w:val="000000" w:themeColor="text1"/>
+        </w:rPr>
+        <w:t xml:space="preserve"> </w:t>
+      </w:r>
+      <w:r>
+        <w:rPr>
+          <w:rFonts w:ascii="Verdana" w:hAnsi="Verdana"/>
+          <w:color w:val="000000" w:themeColor="text1"/>
+        </w:rPr>
+        <w:t xml:space="preserve"> Combined with the previous work this was known as the product line SG-Mirror.</w:t>
+      </w:r>
+    </w:p>
+    <w:p>
+      <w:pPr>
+        <w:rPr>
+          <w:rFonts w:ascii="Verdana" w:hAnsi="Verdana"/>
+          <w:color w:val="000000" w:themeColor="text1"/>
+        </w:rPr>
+      </w:pPr>
+    </w:p>
+    <w:p>
+      <w:pPr>
+        <w:rPr>
+          <w:rFonts w:ascii="Verdana" w:hAnsi="Verdana"/>
+          <w:color w:val="000000" w:themeColor="text1"/>
+        </w:rPr>
+      </w:pPr>
+      <w:r>
+        <w:rPr>
+          <w:rFonts w:ascii="Verdana" w:hAnsi="Verdana"/>
+          <w:color w:val="000000" w:themeColor="text1"/>
+        </w:rPr>
+        <w:t>As part of various development efforts, mentored and managed several junior and mid-level software engineers</w:t>
+      </w:r>
+      <w:r>
+        <w:rPr>
+          <w:rFonts w:ascii="Verdana" w:hAnsi="Verdana"/>
+          <w:color w:val="000000" w:themeColor="text1"/>
+        </w:rPr>
+        <w:t>.  Cultivated their technical skills and general engineering mindset.</w:t>
+      </w:r>
+    </w:p>
+    <w:p>
+      <w:pPr>
+        <w:rPr>
+          <w:rFonts w:ascii="Verdana" w:hAnsi="Verdana"/>
+          <w:color w:val="000000" w:themeColor="text1"/>
+        </w:rPr>
+      </w:pPr>
+    </w:p>
+    <w:p>
+      <w:pPr>
+        <w:rPr>
+          <w:rFonts w:ascii="Verdana" w:hAnsi="Verdana"/>
+          <w:color w:val="000000" w:themeColor="text1"/>
+        </w:rPr>
+      </w:pPr>
+      <w:r>
+        <w:rPr>
+          <w:rFonts w:ascii="Verdana" w:hAnsi="Verdana"/>
+          <w:color w:val="000000" w:themeColor="text1"/>
+        </w:rPr>
+        <w:t>Ported the core company remote desktop and gaming application to various flavors of Linux, bringing along a number of third</w:t>
+      </w:r>
+      <w:r>
+        <w:rPr>
+          <w:rFonts w:ascii="Verdana" w:hAnsi="Verdana"/>
+          <w:color w:val="000000" w:themeColor="text1"/>
+        </w:rPr>
+        <w:t>-</w:t>
+      </w:r>
+      <w:r>
+        <w:rPr>
+          <w:rFonts w:ascii="Verdana" w:hAnsi="Verdana"/>
+          <w:color w:val="000000" w:themeColor="text1"/>
+        </w:rPr>
+        <w:t xml:space="preserve">party libraries and codecs in the process, such as H.264 and H.265.  Refined the performance and reliability of the core capture loop logic.  Co-developed a new core remote desktop protocol highly targeted at low-bandwidth </w:t>
+      </w:r>
+      <w:r>
+        <w:rPr>
+          <w:rFonts w:ascii="Verdana" w:hAnsi="Verdana"/>
+          <w:color w:val="000000" w:themeColor="text1"/>
+        </w:rPr>
+        <w:lastRenderedPageBreak/>
+        <w:t>connections.  This used entirely new algorithms to determine the data to send, and a tightly optimized in-house binary encoding to minimize the number of bits needed for any update.</w:t>
+      </w:r>
+    </w:p>
+    <w:p>
+      <w:pPr>
+        <w:rPr>
+          <w:rFonts w:ascii="Verdana" w:hAnsi="Verdana"/>
+          <w:color w:val="000000" w:themeColor="text1"/>
+        </w:rPr>
+      </w:pPr>
+      <w:r>
+        <w:rPr>
+          <w:rFonts w:ascii="Verdana" w:hAnsi="Verdana"/>
+          <w:color w:val="000000" w:themeColor="text1"/>
+        </w:rPr>
+        <w:t xml:space="preserve">Updated and enhanced the low level integration of the SG-MDRN streaming platform with media codecs and libraries.  This involved patching </w:t>
+      </w:r>
+      <w:proofErr w:type="spellStart"/>
+      <w:r>
+        <w:rPr>
+          <w:rFonts w:ascii="Verdana" w:hAnsi="Verdana"/>
+          <w:color w:val="000000" w:themeColor="text1"/>
+        </w:rPr>
+        <w:t>FFmpeg</w:t>
+      </w:r>
+      <w:proofErr w:type="spellEnd"/>
+      <w:r>
+        <w:rPr>
+          <w:rFonts w:ascii="Verdana" w:hAnsi="Verdana"/>
+          <w:color w:val="000000" w:themeColor="text1"/>
+        </w:rPr>
+        <w:t xml:space="preserve">, H264, H265, and other libraries and dependencies, and then correctly binding them into a dotnet environment. </w:t>
+      </w:r>
+    </w:p>
+    <w:p>
+      <w:pPr>
+        <w:rPr>
+          <w:rFonts w:ascii="Verdana" w:hAnsi="Verdana"/>
+          <w:color w:val="000000" w:themeColor="text1"/>
+        </w:rPr>
+      </w:pPr>
+    </w:p>
+    <w:p>
+      <w:pPr>
+        <w:rPr>
+          <w:rFonts w:ascii="Verdana" w:hAnsi="Verdana"/>
+          <w:color w:val="000000" w:themeColor="text1"/>
+        </w:rPr>
       </w:pPr>
       <w:r>
         <w:rPr>
@@ -1206,29 +1192,76 @@
           <w:iCs/>
           <w:color w:val="000000" w:themeColor="text1"/>
         </w:rPr>
-        <w:t>Siena Tech</w:t>
-      </w:r>
-    </w:p>
-    <w:p>
-      <w:pPr>
-        <w:rPr>
-          <w:color w:val="000000" w:themeColor="text1"/>
-        </w:rPr>
-      </w:pPr>
-    </w:p>
-    <w:p>
-      <w:pPr>
-        <w:rPr>
-          <w:rFonts w:ascii="Verdana" w:hAnsi="Verdana"/>
-          <w:color w:val="000000" w:themeColor="text1"/>
-        </w:rPr>
-      </w:pPr>
-      <w:r>
-        <w:rPr>
-          <w:rFonts w:ascii="Verdana" w:hAnsi="Verdana"/>
-          <w:color w:val="000000" w:themeColor="text1"/>
-        </w:rPr>
-        <w:t xml:space="preserve">Took over, developed and maintained a custom IVR engine integrated into the Asterisk ecosystem.  Written in C, integrated with the Oracle database, and using a custom scripting language.  Integrated speech to text with </w:t>
+        <w:t>Streaming Global, Senior Software Developer Engineer</w:t>
+      </w:r>
+    </w:p>
+    <w:p>
+      <w:pPr>
+        <w:rPr>
+          <w:rFonts w:ascii="Verdana" w:hAnsi="Verdana"/>
+          <w:color w:val="000000" w:themeColor="text1"/>
+        </w:rPr>
+      </w:pPr>
+    </w:p>
+    <w:p>
+      <w:pPr>
+        <w:rPr>
+          <w:rFonts w:ascii="Verdana" w:hAnsi="Verdana"/>
+          <w:color w:val="000000" w:themeColor="text1"/>
+        </w:rPr>
+      </w:pPr>
+      <w:r>
+        <w:rPr>
+          <w:rFonts w:ascii="Verdana" w:hAnsi="Verdana"/>
+          <w:color w:val="000000" w:themeColor="text1"/>
+        </w:rPr>
+        <w:t>Refactored the company’s cutting-edge multimedia player product (part of SG-MDRN) into TypeScript, removing many bugs and improving code quality and performance as a result.  Created a new build system with Vite and custom tooling to obfuscate and manage product releases.  In doing so, brought the old system up to modern standards and methods for internet development.</w:t>
+      </w:r>
+    </w:p>
+    <w:p>
+      <w:pPr>
+        <w:rPr>
+          <w:rFonts w:ascii="Verdana" w:hAnsi="Verdana"/>
+          <w:color w:val="000000" w:themeColor="text1"/>
+        </w:rPr>
+      </w:pPr>
+    </w:p>
+    <w:p>
+      <w:pPr>
+        <w:rPr>
+          <w:rFonts w:ascii="Verdana" w:hAnsi="Verdana"/>
+          <w:color w:val="000000" w:themeColor="text1"/>
+        </w:rPr>
+      </w:pPr>
+      <w:r>
+        <w:rPr>
+          <w:rFonts w:ascii="Verdana" w:hAnsi="Verdana"/>
+          <w:color w:val="000000" w:themeColor="text1"/>
+        </w:rPr>
+        <w:t>Performed veritable software wizardry to make the real-time interactive viewer component of SG-RT compatible with low end set top boxes.  This required many clever tricks to diagnose and work around issues in an environment which had to be managed and inspected without full access or almost any development tools.</w:t>
+      </w:r>
+    </w:p>
+    <w:p>
+      <w:pPr>
+        <w:rPr>
+          <w:rFonts w:ascii="Verdana" w:hAnsi="Verdana"/>
+          <w:color w:val="000000" w:themeColor="text1"/>
+        </w:rPr>
+      </w:pPr>
+    </w:p>
+    <w:p>
+      <w:pPr>
+        <w:rPr>
+          <w:rFonts w:ascii="Verdana" w:hAnsi="Verdana"/>
+          <w:color w:val="000000" w:themeColor="text1"/>
+        </w:rPr>
+      </w:pPr>
+      <w:r>
+        <w:rPr>
+          <w:rFonts w:ascii="Verdana" w:hAnsi="Verdana"/>
+          <w:color w:val="000000" w:themeColor="text1"/>
+        </w:rPr>
+        <w:t xml:space="preserve">Designed and implemented a replacement to a core product line to bring it on-premises.  This included a core customer facing REST API, a Blazor </w:t>
       </w:r>
       <w:proofErr w:type="spellStart"/>
       <w:r>
@@ -1236,21 +1269,7 @@
           <w:rFonts w:ascii="Verdana" w:hAnsi="Verdana"/>
           <w:color w:val="000000" w:themeColor="text1"/>
         </w:rPr>
-        <w:t>Lumen</w:t>
-      </w:r>
-      <w:r>
-        <w:rPr>
-          <w:rFonts w:ascii="Verdana" w:hAnsi="Verdana"/>
-          <w:color w:val="000000" w:themeColor="text1"/>
-        </w:rPr>
-        <w:t>V</w:t>
-      </w:r>
-      <w:r>
-        <w:rPr>
-          <w:rFonts w:ascii="Verdana" w:hAnsi="Verdana"/>
-          <w:color w:val="000000" w:themeColor="text1"/>
-        </w:rPr>
-        <w:t>ox</w:t>
+        <w:t>WebAssembly</w:t>
       </w:r>
       <w:proofErr w:type="spellEnd"/>
       <w:r>
@@ -1258,7 +1277,21 @@
           <w:rFonts w:ascii="Verdana" w:hAnsi="Verdana"/>
           <w:color w:val="000000" w:themeColor="text1"/>
         </w:rPr>
-        <w:t xml:space="preserve"> software and flexible system for other vendors.  Administered and installed on premises for clients using </w:t>
+        <w:t xml:space="preserve"> Client front end, and an internal custom controller system for </w:t>
+      </w:r>
+      <w:r>
+        <w:rPr>
+          <w:rFonts w:ascii="Verdana" w:hAnsi="Verdana"/>
+          <w:color w:val="000000" w:themeColor="text1"/>
+        </w:rPr>
+        <w:t>streaming services</w:t>
+      </w:r>
+      <w:r>
+        <w:rPr>
+          <w:rFonts w:ascii="Verdana" w:hAnsi="Verdana"/>
+          <w:color w:val="000000" w:themeColor="text1"/>
+        </w:rPr>
+        <w:t xml:space="preserve">.  Technologies used include ASP.NET Web APIs, Entity Framework Core, PostgreSQL, </w:t>
       </w:r>
       <w:proofErr w:type="spellStart"/>
       <w:r>
@@ -1266,7 +1299,7 @@
           <w:rFonts w:ascii="Verdana" w:hAnsi="Verdana"/>
           <w:color w:val="000000" w:themeColor="text1"/>
         </w:rPr>
-        <w:t>SuSE</w:t>
+        <w:t>MassTransit</w:t>
       </w:r>
       <w:proofErr w:type="spellEnd"/>
       <w:r>
@@ -1274,198 +1307,22 @@
           <w:rFonts w:ascii="Verdana" w:hAnsi="Verdana"/>
           <w:color w:val="000000" w:themeColor="text1"/>
         </w:rPr>
-        <w:t xml:space="preserve"> and </w:t>
-      </w:r>
-      <w:proofErr w:type="spellStart"/>
-      <w:r>
-        <w:rPr>
-          <w:rFonts w:ascii="Verdana" w:hAnsi="Verdana"/>
-          <w:color w:val="000000" w:themeColor="text1"/>
-        </w:rPr>
-        <w:t>Redhat</w:t>
-      </w:r>
-      <w:proofErr w:type="spellEnd"/>
-      <w:r>
-        <w:rPr>
-          <w:rFonts w:ascii="Verdana" w:hAnsi="Verdana"/>
-          <w:color w:val="000000" w:themeColor="text1"/>
-        </w:rPr>
-        <w:t xml:space="preserve"> Linux.  Integrated and supported VoIP integration at customer sites in multiple configurations.</w:t>
-      </w:r>
-    </w:p>
-    <w:p>
-      <w:pPr>
-        <w:rPr>
-          <w:rFonts w:ascii="Verdana" w:hAnsi="Verdana"/>
-          <w:color w:val="000000" w:themeColor="text1"/>
-        </w:rPr>
-      </w:pPr>
-    </w:p>
-    <w:p>
-      <w:pPr>
-        <w:rPr>
-          <w:rFonts w:ascii="Verdana" w:hAnsi="Verdana"/>
-          <w:color w:val="000000" w:themeColor="text1"/>
-        </w:rPr>
-      </w:pPr>
-      <w:r>
-        <w:rPr>
-          <w:rFonts w:ascii="Verdana" w:hAnsi="Verdana"/>
-          <w:color w:val="000000" w:themeColor="text1"/>
-        </w:rPr>
-        <w:t xml:space="preserve">Developed a web-based Outage Map system for both desktop and mobile web environments.  Integrated GIS layers from customer databases and sources.  Created a flexible theming and configuration structure that allowed multi-tenanting clients with different styles, data display, and text.  Implemented a custom weather layer animation system, integrated with external data feed, to show precipitation and other data. </w:t>
-      </w:r>
-      <w:r>
-        <w:rPr>
-          <w:rFonts w:ascii="Verdana" w:hAnsi="Verdana"/>
-          <w:color w:val="000000" w:themeColor="text1"/>
-        </w:rPr>
-        <w:t xml:space="preserve"> Pieces of this tool involved Python components.</w:t>
-      </w:r>
-    </w:p>
-    <w:p>
-      <w:pPr>
-        <w:rPr>
-          <w:rFonts w:ascii="Verdana" w:hAnsi="Verdana"/>
-          <w:color w:val="000000" w:themeColor="text1"/>
-        </w:rPr>
-      </w:pPr>
-    </w:p>
-    <w:p>
-      <w:pPr>
-        <w:rPr>
-          <w:rFonts w:ascii="Verdana" w:hAnsi="Verdana"/>
-          <w:color w:val="000000" w:themeColor="text1"/>
-        </w:rPr>
-      </w:pPr>
-      <w:r>
-        <w:rPr>
-          <w:rFonts w:ascii="Verdana" w:hAnsi="Verdana"/>
-          <w:color w:val="000000" w:themeColor="text1"/>
-        </w:rPr>
-        <w:t xml:space="preserve">Implemented a “conductor layer” rendering system using </w:t>
-      </w:r>
-      <w:proofErr w:type="spellStart"/>
-      <w:r>
-        <w:rPr>
-          <w:rFonts w:ascii="Verdana" w:hAnsi="Verdana"/>
-          <w:color w:val="000000" w:themeColor="text1"/>
-        </w:rPr>
-        <w:t>PostGIS</w:t>
-      </w:r>
-      <w:proofErr w:type="spellEnd"/>
-      <w:r>
-        <w:rPr>
-          <w:rFonts w:ascii="Verdana" w:hAnsi="Verdana"/>
-          <w:color w:val="000000" w:themeColor="text1"/>
-        </w:rPr>
-        <w:t xml:space="preserve"> and custom GIS rendering server software to display outage information by electrical line.</w:t>
-      </w:r>
-      <w:r>
-        <w:rPr>
-          <w:rFonts w:ascii="Verdana" w:hAnsi="Verdana"/>
-          <w:color w:val="000000" w:themeColor="text1"/>
-        </w:rPr>
-        <w:t xml:space="preserve">  This system involved a custom Python tile rendering engine.</w:t>
-      </w:r>
-    </w:p>
-    <w:p>
-      <w:pPr>
-        <w:rPr>
-          <w:color w:val="000000" w:themeColor="text1"/>
-        </w:rPr>
-      </w:pPr>
-    </w:p>
-    <w:p>
-      <w:pPr>
-        <w:rPr>
-          <w:rFonts w:ascii="Verdana" w:hAnsi="Verdana"/>
-          <w:color w:val="000000" w:themeColor="text1"/>
-        </w:rPr>
-      </w:pPr>
-      <w:r>
-        <w:rPr>
-          <w:rFonts w:ascii="Verdana" w:hAnsi="Verdana"/>
-          <w:color w:val="000000" w:themeColor="text1"/>
-        </w:rPr>
-        <w:t>Developed and integrated a C# TETRA radio Windows service integrated with Oracle to support vehicle GPS tracking.</w:t>
-      </w:r>
-    </w:p>
-    <w:p>
-      <w:pPr>
-        <w:rPr>
-          <w:rFonts w:ascii="Verdana" w:hAnsi="Verdana"/>
-          <w:color w:val="000000" w:themeColor="text1"/>
-        </w:rPr>
-      </w:pPr>
-    </w:p>
-    <w:p>
-      <w:pPr>
-        <w:rPr>
-          <w:rFonts w:ascii="Verdana" w:hAnsi="Verdana"/>
-          <w:color w:val="000000" w:themeColor="text1"/>
-        </w:rPr>
-      </w:pPr>
-      <w:r>
-        <w:rPr>
-          <w:rFonts w:ascii="Verdana" w:hAnsi="Verdana"/>
-          <w:color w:val="000000" w:themeColor="text1"/>
-        </w:rPr>
-        <w:t>Developed, maintained, and integrated numerous small packages in PL/SQL and Java to integrate customer data and third-party web services.  This included custom geometric data in the OMS ecosystem of ABB, outage and customer data, text alert service integration, and others.</w:t>
-      </w:r>
-    </w:p>
-    <w:p>
-      <w:pPr>
-        <w:rPr>
-          <w:rFonts w:ascii="Verdana" w:hAnsi="Verdana"/>
-          <w:color w:val="000000" w:themeColor="text1"/>
-        </w:rPr>
-      </w:pPr>
-    </w:p>
-    <w:p>
-      <w:pPr>
-        <w:rPr>
-          <w:rFonts w:ascii="Verdana" w:hAnsi="Verdana"/>
-          <w:color w:val="000000" w:themeColor="text1"/>
-        </w:rPr>
-      </w:pPr>
-      <w:r>
-        <w:rPr>
-          <w:rFonts w:ascii="Verdana" w:hAnsi="Verdana"/>
-          <w:color w:val="000000" w:themeColor="text1"/>
-        </w:rPr>
-        <w:t>Provided technical support on-demand and on-site services including installation, troubleshooting, and administration of client systems.</w:t>
-      </w:r>
-      <w:r>
-        <w:rPr>
-          <w:rFonts w:ascii="Verdana" w:hAnsi="Verdana"/>
-          <w:color w:val="000000" w:themeColor="text1"/>
-        </w:rPr>
-        <w:t xml:space="preserve"> </w:t>
-      </w:r>
-      <w:r>
-        <w:rPr>
-          <w:rFonts w:ascii="Verdana" w:hAnsi="Verdana"/>
-          <w:color w:val="000000" w:themeColor="text1"/>
-        </w:rPr>
-        <w:t>Provided Quality Assurance and software testing services as needed for both client and internal projects.</w:t>
-      </w:r>
-    </w:p>
-    <w:p>
-      <w:pPr>
-        <w:rPr>
-          <w:rFonts w:ascii="Verdana" w:hAnsi="Verdana"/>
-          <w:color w:val="000000" w:themeColor="text1"/>
-        </w:rPr>
-      </w:pPr>
-    </w:p>
-    <w:p>
-      <w:pPr>
-        <w:rPr>
-          <w:rFonts w:ascii="Verdana" w:hAnsi="Verdana"/>
-          <w:color w:val="000000" w:themeColor="text1"/>
-        </w:rPr>
-      </w:pPr>
+        <w:t>, RabbitMQ, and integration with in-house technologies.</w:t>
+      </w:r>
+      <w:r>
+        <w:rPr>
+          <w:rFonts w:ascii="Verdana" w:hAnsi="Verdana"/>
+          <w:color w:val="000000" w:themeColor="text1"/>
+        </w:rPr>
+        <w:t xml:space="preserve">  Final installation was on Ubuntu 22.04 using .NET 6 and .NET 8.</w:t>
+      </w:r>
+      <w:r>
+        <w:rPr>
+          <w:rFonts w:ascii="Verdana" w:hAnsi="Verdana"/>
+          <w:color w:val="000000" w:themeColor="text1"/>
+        </w:rPr>
+        <w:t xml:space="preserve">  This included a data pipeline for reporting metrics and performance data via a customer portal, using in-house streaming mechanisms and database analytics.</w:t>
+      </w:r>
     </w:p>
     <w:p>
       <w:pPr>
@@ -1476,17 +1333,16 @@
           <w:color w:val="000000" w:themeColor="text1"/>
         </w:rPr>
       </w:pPr>
-      <w:proofErr w:type="spellStart"/>
-      <w:r>
+    </w:p>
+    <w:p>
+      <w:pPr>
         <w:rPr>
           <w:rFonts w:ascii="Verdana" w:hAnsi="Verdana"/>
           <w:i/>
           <w:iCs/>
           <w:color w:val="000000" w:themeColor="text1"/>
         </w:rPr>
-        <w:t>Vocalocity</w:t>
-      </w:r>
-      <w:proofErr w:type="spellEnd"/>
+      </w:pPr>
       <w:r>
         <w:rPr>
           <w:rFonts w:ascii="Verdana" w:hAnsi="Verdana"/>
@@ -1494,9 +1350,8 @@
           <w:iCs/>
           <w:color w:val="000000" w:themeColor="text1"/>
         </w:rPr>
-        <w:t xml:space="preserve"> (formerly </w:t>
-      </w:r>
-      <w:proofErr w:type="spellStart"/>
+        <w:t>Siena Tech</w:t>
+      </w:r>
       <w:r>
         <w:rPr>
           <w:rFonts w:ascii="Verdana" w:hAnsi="Verdana"/>
@@ -1504,206 +1359,287 @@
           <w:iCs/>
           <w:color w:val="000000" w:themeColor="text1"/>
         </w:rPr>
-        <w:t>Zivva</w:t>
+        <w:t>, Engineering Consultant</w:t>
+      </w:r>
+    </w:p>
+    <w:p>
+      <w:pPr>
+        <w:rPr>
+          <w:color w:val="000000" w:themeColor="text1"/>
+        </w:rPr>
+      </w:pPr>
+    </w:p>
+    <w:p>
+      <w:pPr>
+        <w:rPr>
+          <w:rFonts w:ascii="Verdana" w:hAnsi="Verdana"/>
+          <w:color w:val="000000" w:themeColor="text1"/>
+        </w:rPr>
+      </w:pPr>
+      <w:r>
+        <w:rPr>
+          <w:rFonts w:ascii="Verdana" w:hAnsi="Verdana"/>
+          <w:color w:val="000000" w:themeColor="text1"/>
+        </w:rPr>
+        <w:t xml:space="preserve">Took over, developed and maintained a custom IVR engine integrated into the Asterisk ecosystem.  Written in C, integrated with the Oracle database, and using a custom scripting language.  Integrated speech to text with </w:t>
+      </w:r>
+      <w:proofErr w:type="spellStart"/>
+      <w:r>
+        <w:rPr>
+          <w:rFonts w:ascii="Verdana" w:hAnsi="Verdana"/>
+          <w:color w:val="000000" w:themeColor="text1"/>
+        </w:rPr>
+        <w:t>Lumen</w:t>
+      </w:r>
+      <w:r>
+        <w:rPr>
+          <w:rFonts w:ascii="Verdana" w:hAnsi="Verdana"/>
+          <w:color w:val="000000" w:themeColor="text1"/>
+        </w:rPr>
+        <w:t>V</w:t>
+      </w:r>
+      <w:r>
+        <w:rPr>
+          <w:rFonts w:ascii="Verdana" w:hAnsi="Verdana"/>
+          <w:color w:val="000000" w:themeColor="text1"/>
+        </w:rPr>
+        <w:t>ox</w:t>
       </w:r>
       <w:proofErr w:type="spellEnd"/>
       <w:r>
+        <w:rPr>
+          <w:rFonts w:ascii="Verdana" w:hAnsi="Verdana"/>
+          <w:color w:val="000000" w:themeColor="text1"/>
+        </w:rPr>
+        <w:t xml:space="preserve"> software and flexible system for other vendors.  Administered and installed on premises for clients using </w:t>
+      </w:r>
+      <w:proofErr w:type="spellStart"/>
+      <w:r>
+        <w:rPr>
+          <w:rFonts w:ascii="Verdana" w:hAnsi="Verdana"/>
+          <w:color w:val="000000" w:themeColor="text1"/>
+        </w:rPr>
+        <w:t>SuSE</w:t>
+      </w:r>
+      <w:proofErr w:type="spellEnd"/>
+      <w:r>
+        <w:rPr>
+          <w:rFonts w:ascii="Verdana" w:hAnsi="Verdana"/>
+          <w:color w:val="000000" w:themeColor="text1"/>
+        </w:rPr>
+        <w:t xml:space="preserve"> and </w:t>
+      </w:r>
+      <w:proofErr w:type="spellStart"/>
+      <w:r>
+        <w:rPr>
+          <w:rFonts w:ascii="Verdana" w:hAnsi="Verdana"/>
+          <w:color w:val="000000" w:themeColor="text1"/>
+        </w:rPr>
+        <w:t>Redhat</w:t>
+      </w:r>
+      <w:proofErr w:type="spellEnd"/>
+      <w:r>
+        <w:rPr>
+          <w:rFonts w:ascii="Verdana" w:hAnsi="Verdana"/>
+          <w:color w:val="000000" w:themeColor="text1"/>
+        </w:rPr>
+        <w:t xml:space="preserve"> Linux.  Integrated and supported VoIP integration at customer sites in multiple configurations.</w:t>
+      </w:r>
+    </w:p>
+    <w:p>
+      <w:pPr>
+        <w:rPr>
+          <w:rFonts w:ascii="Verdana" w:hAnsi="Verdana"/>
+          <w:color w:val="000000" w:themeColor="text1"/>
+        </w:rPr>
+      </w:pPr>
+    </w:p>
+    <w:p>
+      <w:pPr>
+        <w:rPr>
+          <w:rFonts w:ascii="Verdana" w:hAnsi="Verdana"/>
+          <w:color w:val="000000" w:themeColor="text1"/>
+        </w:rPr>
+      </w:pPr>
+      <w:r>
+        <w:rPr>
+          <w:rFonts w:ascii="Verdana" w:hAnsi="Verdana"/>
+          <w:color w:val="000000" w:themeColor="text1"/>
+        </w:rPr>
+        <w:t xml:space="preserve">Developed a web-based Outage Map system for both desktop and mobile web environments.  Integrated GIS layers from customer databases and sources.  Created a flexible theming and configuration structure that allowed multi-tenanting clients with different styles, data display, and text.  Implemented a custom weather layer animation system, integrated with external data feed, to show precipitation and other data. </w:t>
+      </w:r>
+      <w:r>
+        <w:rPr>
+          <w:rFonts w:ascii="Verdana" w:hAnsi="Verdana"/>
+          <w:color w:val="000000" w:themeColor="text1"/>
+        </w:rPr>
+        <w:t xml:space="preserve"> Pieces of this tool involved Python components.</w:t>
+      </w:r>
+    </w:p>
+    <w:p>
+      <w:pPr>
+        <w:rPr>
+          <w:rFonts w:ascii="Verdana" w:hAnsi="Verdana"/>
+          <w:color w:val="000000" w:themeColor="text1"/>
+        </w:rPr>
+      </w:pPr>
+    </w:p>
+    <w:p>
+      <w:pPr>
+        <w:rPr>
+          <w:rFonts w:ascii="Verdana" w:hAnsi="Verdana"/>
+          <w:color w:val="000000" w:themeColor="text1"/>
+        </w:rPr>
+      </w:pPr>
+      <w:r>
+        <w:rPr>
+          <w:rFonts w:ascii="Verdana" w:hAnsi="Verdana"/>
+          <w:color w:val="000000" w:themeColor="text1"/>
+        </w:rPr>
+        <w:t xml:space="preserve">Implemented a “conductor layer” rendering system using </w:t>
+      </w:r>
+      <w:proofErr w:type="spellStart"/>
+      <w:r>
+        <w:rPr>
+          <w:rFonts w:ascii="Verdana" w:hAnsi="Verdana"/>
+          <w:color w:val="000000" w:themeColor="text1"/>
+        </w:rPr>
+        <w:t>PostGIS</w:t>
+      </w:r>
+      <w:proofErr w:type="spellEnd"/>
+      <w:r>
+        <w:rPr>
+          <w:rFonts w:ascii="Verdana" w:hAnsi="Verdana"/>
+          <w:color w:val="000000" w:themeColor="text1"/>
+        </w:rPr>
+        <w:t xml:space="preserve"> and custom GIS rendering server software to display outage information by electrical line.</w:t>
+      </w:r>
+      <w:r>
+        <w:rPr>
+          <w:rFonts w:ascii="Verdana" w:hAnsi="Verdana"/>
+          <w:color w:val="000000" w:themeColor="text1"/>
+        </w:rPr>
+        <w:t xml:space="preserve">  This system involved a custom Python tile rendering engine.</w:t>
+      </w:r>
+    </w:p>
+    <w:p>
+      <w:pPr>
+        <w:rPr>
+          <w:color w:val="000000" w:themeColor="text1"/>
+        </w:rPr>
+      </w:pPr>
+    </w:p>
+    <w:p>
+      <w:pPr>
+        <w:rPr>
+          <w:rFonts w:ascii="Verdana" w:hAnsi="Verdana"/>
+          <w:color w:val="000000" w:themeColor="text1"/>
+        </w:rPr>
+      </w:pPr>
+      <w:r>
+        <w:rPr>
+          <w:rFonts w:ascii="Verdana" w:hAnsi="Verdana"/>
+          <w:color w:val="000000" w:themeColor="text1"/>
+        </w:rPr>
+        <w:t>Developed and integrated a C# TETRA radio Windows service integrated with Oracle to support vehicle GPS tracking.</w:t>
+      </w:r>
+    </w:p>
+    <w:p>
+      <w:pPr>
+        <w:rPr>
+          <w:rFonts w:ascii="Verdana" w:hAnsi="Verdana"/>
+          <w:color w:val="000000" w:themeColor="text1"/>
+        </w:rPr>
+      </w:pPr>
+    </w:p>
+    <w:p>
+      <w:pPr>
+        <w:rPr>
+          <w:rFonts w:ascii="Verdana" w:hAnsi="Verdana"/>
+          <w:color w:val="000000" w:themeColor="text1"/>
+        </w:rPr>
+      </w:pPr>
+      <w:r>
+        <w:rPr>
+          <w:rFonts w:ascii="Verdana" w:hAnsi="Verdana"/>
+          <w:color w:val="000000" w:themeColor="text1"/>
+        </w:rPr>
+        <w:t>Developed, maintained, and integrated numerous small packages in PL/SQL and Java to integrate customer data and third-party web services.  This included custom geometric data in the OMS ecosystem of ABB, outage and customer data, text alert service integration, and others.</w:t>
+      </w:r>
+    </w:p>
+    <w:p>
+      <w:pPr>
+        <w:rPr>
+          <w:rFonts w:ascii="Verdana" w:hAnsi="Verdana"/>
+          <w:color w:val="000000" w:themeColor="text1"/>
+        </w:rPr>
+      </w:pPr>
+    </w:p>
+    <w:p>
+      <w:pPr>
+        <w:rPr>
+          <w:rFonts w:ascii="Verdana" w:hAnsi="Verdana"/>
+          <w:color w:val="000000" w:themeColor="text1"/>
+        </w:rPr>
+      </w:pPr>
+      <w:r>
+        <w:rPr>
+          <w:rFonts w:ascii="Verdana" w:hAnsi="Verdana"/>
+          <w:color w:val="000000" w:themeColor="text1"/>
+        </w:rPr>
+        <w:t>Provided technical support on-demand and on-site services including installation, troubleshooting, and administration of client systems.</w:t>
+      </w:r>
+      <w:r>
+        <w:rPr>
+          <w:rFonts w:ascii="Verdana" w:hAnsi="Verdana"/>
+          <w:color w:val="000000" w:themeColor="text1"/>
+        </w:rPr>
+        <w:t xml:space="preserve"> </w:t>
+      </w:r>
+      <w:r>
+        <w:rPr>
+          <w:rFonts w:ascii="Verdana" w:hAnsi="Verdana"/>
+          <w:color w:val="000000" w:themeColor="text1"/>
+        </w:rPr>
+        <w:t>Provided Quality Assurance and software testing services as needed for both client and internal projects.</w:t>
+      </w:r>
+    </w:p>
+    <w:p>
+      <w:pPr>
+        <w:rPr>
+          <w:rFonts w:ascii="Verdana" w:hAnsi="Verdana"/>
+          <w:color w:val="000000" w:themeColor="text1"/>
+        </w:rPr>
+      </w:pPr>
+    </w:p>
+    <w:p>
+      <w:pPr>
+        <w:rPr>
+          <w:rFonts w:ascii="Verdana" w:hAnsi="Verdana"/>
+          <w:color w:val="000000" w:themeColor="text1"/>
+        </w:rPr>
+      </w:pPr>
+    </w:p>
+    <w:p>
+      <w:pPr>
         <w:rPr>
           <w:rFonts w:ascii="Verdana" w:hAnsi="Verdana"/>
           <w:i/>
           <w:iCs/>
           <w:color w:val="000000" w:themeColor="text1"/>
         </w:rPr>
-        <w:t>)</w:t>
-      </w:r>
-    </w:p>
-    <w:p>
-      <w:pPr>
-        <w:rPr>
-          <w:rFonts w:ascii="Verdana" w:hAnsi="Verdana"/>
-          <w:color w:val="000000" w:themeColor="text1"/>
-        </w:rPr>
-      </w:pPr>
-    </w:p>
-    <w:p>
-      <w:pPr>
-        <w:rPr>
-          <w:rFonts w:ascii="Verdana" w:hAnsi="Verdana"/>
-          <w:color w:val="000000" w:themeColor="text1"/>
-        </w:rPr>
-      </w:pPr>
-      <w:r>
-        <w:rPr>
-          <w:rFonts w:ascii="Verdana" w:hAnsi="Verdana"/>
-          <w:color w:val="000000" w:themeColor="text1"/>
-        </w:rPr>
-        <w:t>Conceived</w:t>
-      </w:r>
-      <w:r>
-        <w:rPr>
-          <w:rFonts w:ascii="Verdana" w:hAnsi="Verdana"/>
-          <w:color w:val="000000" w:themeColor="text1"/>
-        </w:rPr>
-        <w:t xml:space="preserve">, designed, and implemented Hosted PBX services platform using Asterisk and other open source and in-house tools.  Heavily patched the </w:t>
-      </w:r>
-      <w:r>
-        <w:rPr>
-          <w:rFonts w:ascii="Verdana" w:hAnsi="Verdana"/>
-          <w:color w:val="000000" w:themeColor="text1"/>
-        </w:rPr>
-        <w:t xml:space="preserve">early </w:t>
-      </w:r>
-      <w:r>
-        <w:rPr>
-          <w:rFonts w:ascii="Verdana" w:hAnsi="Verdana"/>
-          <w:color w:val="000000" w:themeColor="text1"/>
-        </w:rPr>
-        <w:t>open source Asterisk platform to fix bugs and extend functionality</w:t>
-      </w:r>
-      <w:r>
-        <w:rPr>
-          <w:rFonts w:ascii="Verdana" w:hAnsi="Verdana"/>
-          <w:color w:val="000000" w:themeColor="text1"/>
-        </w:rPr>
-        <w:t xml:space="preserve"> to create a viable multi-tenant solution.</w:t>
-      </w:r>
-    </w:p>
-    <w:p>
-      <w:pPr>
-        <w:rPr>
-          <w:rFonts w:ascii="Verdana" w:hAnsi="Verdana"/>
-          <w:color w:val="000000" w:themeColor="text1"/>
-        </w:rPr>
-      </w:pPr>
-    </w:p>
-    <w:p>
-      <w:pPr>
-        <w:rPr>
-          <w:rFonts w:ascii="Verdana" w:hAnsi="Verdana"/>
-          <w:color w:val="000000" w:themeColor="text1"/>
-        </w:rPr>
-      </w:pPr>
-      <w:r>
-        <w:rPr>
-          <w:rFonts w:ascii="Verdana" w:hAnsi="Verdana"/>
-          <w:color w:val="000000" w:themeColor="text1"/>
-        </w:rPr>
-        <w:t>Created, d</w:t>
-      </w:r>
-      <w:r>
-        <w:rPr>
-          <w:rFonts w:ascii="Verdana" w:hAnsi="Verdana"/>
-          <w:color w:val="000000" w:themeColor="text1"/>
-        </w:rPr>
-        <w:t xml:space="preserve">esigned, developed, and implemented a high availability network infrastructure for hosted </w:t>
-      </w:r>
-      <w:r>
-        <w:rPr>
-          <w:rFonts w:ascii="Verdana" w:hAnsi="Verdana"/>
-          <w:color w:val="000000" w:themeColor="text1"/>
-        </w:rPr>
-        <w:t>PBX</w:t>
-      </w:r>
-      <w:r>
-        <w:rPr>
-          <w:rFonts w:ascii="Verdana" w:hAnsi="Verdana"/>
-          <w:color w:val="000000" w:themeColor="text1"/>
-        </w:rPr>
-        <w:t xml:space="preserve"> services using clustering technologies available in Linux and other open source tools.</w:t>
-      </w:r>
-    </w:p>
-    <w:p>
-      <w:pPr>
-        <w:rPr>
-          <w:rFonts w:ascii="Verdana" w:hAnsi="Verdana"/>
-          <w:color w:val="000000" w:themeColor="text1"/>
-        </w:rPr>
-      </w:pPr>
-    </w:p>
-    <w:p>
-      <w:pPr>
-        <w:rPr>
-          <w:rFonts w:ascii="Verdana" w:hAnsi="Verdana"/>
-          <w:color w:val="000000" w:themeColor="text1"/>
-        </w:rPr>
-      </w:pPr>
-      <w:r>
-        <w:rPr>
-          <w:rFonts w:ascii="Verdana" w:hAnsi="Verdana"/>
-          <w:color w:val="000000" w:themeColor="text1"/>
-        </w:rPr>
-        <w:t>Wrote core specification for implementation as one part of my critical role in the architecture of</w:t>
-      </w:r>
-      <w:r>
-        <w:rPr>
-          <w:rFonts w:ascii="Verdana" w:hAnsi="Verdana"/>
-          <w:color w:val="000000" w:themeColor="text1"/>
-        </w:rPr>
-        <w:t xml:space="preserve"> a</w:t>
-      </w:r>
-      <w:r>
-        <w:rPr>
-          <w:rFonts w:ascii="Verdana" w:hAnsi="Verdana"/>
-          <w:color w:val="000000" w:themeColor="text1"/>
-        </w:rPr>
-        <w:t xml:space="preserve"> next-generation VoIP services platform.</w:t>
-      </w:r>
-    </w:p>
-    <w:p>
-      <w:pPr>
-        <w:rPr>
-          <w:rFonts w:ascii="Verdana" w:hAnsi="Verdana"/>
-          <w:color w:val="000000" w:themeColor="text1"/>
-        </w:rPr>
-      </w:pPr>
-    </w:p>
-    <w:p>
-      <w:pPr>
-        <w:rPr>
-          <w:rFonts w:ascii="Verdana" w:hAnsi="Verdana"/>
-          <w:color w:val="000000" w:themeColor="text1"/>
-        </w:rPr>
-      </w:pPr>
-      <w:r>
-        <w:rPr>
-          <w:rFonts w:ascii="Verdana" w:hAnsi="Verdana"/>
-          <w:color w:val="000000" w:themeColor="text1"/>
-        </w:rPr>
-        <w:t>Extended existing Virtual Phone/Vendor platform for international calls via VoIP from one Eastern European country to entire European Common Market. Expanded system by</w:t>
-      </w:r>
-    </w:p>
-    <w:p>
-      <w:pPr>
-        <w:rPr>
-          <w:rFonts w:ascii="Verdana" w:hAnsi="Verdana"/>
-          <w:color w:val="000000" w:themeColor="text1"/>
-        </w:rPr>
-      </w:pPr>
-      <w:r>
-        <w:rPr>
-          <w:rFonts w:ascii="Verdana" w:hAnsi="Verdana"/>
-          <w:color w:val="000000" w:themeColor="text1"/>
-        </w:rPr>
-        <w:t>designing and implementing next-generation virtual phone number calling card-like platform using Asterisk and VoIP.</w:t>
-      </w:r>
-    </w:p>
-    <w:p>
-      <w:pPr>
-        <w:rPr>
-          <w:rFonts w:ascii="Verdana" w:hAnsi="Verdana"/>
-          <w:color w:val="000000" w:themeColor="text1"/>
-        </w:rPr>
-      </w:pPr>
-    </w:p>
-    <w:p>
-      <w:pPr>
+      </w:pPr>
+      <w:proofErr w:type="spellStart"/>
+      <w:r>
         <w:rPr>
           <w:rFonts w:ascii="Verdana" w:hAnsi="Verdana"/>
           <w:i/>
           <w:iCs/>
           <w:color w:val="000000" w:themeColor="text1"/>
         </w:rPr>
-      </w:pPr>
+        <w:t>Vocalocity</w:t>
+      </w:r>
+      <w:proofErr w:type="spellEnd"/>
       <w:r>
         <w:rPr>
           <w:rFonts w:ascii="Verdana" w:hAnsi="Verdana"/>
@@ -1711,86 +1647,19 @@
           <w:iCs/>
           <w:color w:val="000000" w:themeColor="text1"/>
         </w:rPr>
-        <w:t>Vendor Promotions</w:t>
-      </w:r>
-    </w:p>
-    <w:p>
-      <w:pPr>
-        <w:rPr>
-          <w:rFonts w:ascii="Verdana" w:hAnsi="Verdana"/>
-          <w:color w:val="000000" w:themeColor="text1"/>
-        </w:rPr>
-      </w:pPr>
-    </w:p>
-    <w:p>
-      <w:pPr>
-        <w:rPr>
-          <w:rFonts w:ascii="Verdana" w:hAnsi="Verdana"/>
-          <w:color w:val="000000" w:themeColor="text1"/>
-        </w:rPr>
-      </w:pPr>
-      <w:r>
-        <w:rPr>
-          <w:rFonts w:ascii="Verdana" w:hAnsi="Verdana"/>
-          <w:color w:val="000000" w:themeColor="text1"/>
-        </w:rPr>
-        <w:t>In one month</w:t>
-      </w:r>
-      <w:r>
-        <w:rPr>
-          <w:rFonts w:ascii="Verdana" w:hAnsi="Verdana"/>
-          <w:color w:val="000000" w:themeColor="text1"/>
-        </w:rPr>
-        <w:t xml:space="preserve"> d</w:t>
-      </w:r>
-      <w:r>
-        <w:rPr>
-          <w:rFonts w:ascii="Verdana" w:hAnsi="Verdana"/>
-          <w:color w:val="000000" w:themeColor="text1"/>
-        </w:rPr>
-        <w:t xml:space="preserve">esigned, implemented, and maintained a web farm to support 10 million hits per day with </w:t>
+        <w:t xml:space="preserve"> (formerly </w:t>
       </w:r>
       <w:proofErr w:type="spellStart"/>
       <w:r>
-        <w:rPr>
-          <w:rFonts w:ascii="Verdana" w:hAnsi="Verdana"/>
-          <w:color w:val="000000" w:themeColor="text1"/>
-        </w:rPr>
-        <w:t>subsecond</w:t>
-      </w:r>
-      <w:proofErr w:type="spellEnd"/>
-      <w:r>
-        <w:rPr>
-          <w:rFonts w:ascii="Verdana" w:hAnsi="Verdana"/>
-          <w:color w:val="000000" w:themeColor="text1"/>
-        </w:rPr>
-        <w:t xml:space="preserve"> response time, database failover, web server failover, and load balancing.  Arranged all software development</w:t>
-      </w:r>
-      <w:r>
-        <w:rPr>
-          <w:rFonts w:ascii="Verdana" w:hAnsi="Verdana"/>
-          <w:color w:val="000000" w:themeColor="text1"/>
-        </w:rPr>
-        <w:t xml:space="preserve"> and support contacts.  Served as main contact for these arrangements.</w:t>
-      </w:r>
-    </w:p>
-    <w:p>
-      <w:pPr>
-        <w:rPr>
-          <w:rFonts w:ascii="Verdana" w:hAnsi="Verdana"/>
-          <w:color w:val="000000" w:themeColor="text1"/>
-        </w:rPr>
-      </w:pPr>
-    </w:p>
-    <w:p>
-      <w:pPr>
         <w:rPr>
           <w:rFonts w:ascii="Verdana" w:hAnsi="Verdana"/>
           <w:i/>
           <w:iCs/>
           <w:color w:val="000000" w:themeColor="text1"/>
         </w:rPr>
-      </w:pPr>
+        <w:t>Zivva</w:t>
+      </w:r>
+      <w:proofErr w:type="spellEnd"/>
       <w:r>
         <w:rPr>
           <w:rFonts w:ascii="Verdana" w:hAnsi="Verdana"/>
@@ -1798,6 +1667,310 @@
           <w:iCs/>
           <w:color w:val="000000" w:themeColor="text1"/>
         </w:rPr>
+        <w:t>)</w:t>
+      </w:r>
+      <w:r>
+        <w:rPr>
+          <w:rFonts w:ascii="Verdana" w:hAnsi="Verdana"/>
+          <w:i/>
+          <w:iCs/>
+          <w:color w:val="000000" w:themeColor="text1"/>
+        </w:rPr>
+        <w:t xml:space="preserve">, </w:t>
+      </w:r>
+      <w:r>
+        <w:rPr>
+          <w:rFonts w:ascii="Verdana" w:hAnsi="Verdana"/>
+          <w:b/>
+          <w:bCs/>
+          <w:i/>
+          <w:iCs/>
+          <w:color w:val="000000" w:themeColor="text1"/>
+        </w:rPr>
+        <w:t>Founding Engineer</w:t>
+      </w:r>
+    </w:p>
+    <w:p>
+      <w:pPr>
+        <w:rPr>
+          <w:rFonts w:ascii="Verdana" w:hAnsi="Verdana"/>
+          <w:color w:val="000000" w:themeColor="text1"/>
+        </w:rPr>
+      </w:pPr>
+    </w:p>
+    <w:p>
+      <w:pPr>
+        <w:rPr>
+          <w:rFonts w:ascii="Verdana" w:hAnsi="Verdana"/>
+          <w:color w:val="000000" w:themeColor="text1"/>
+        </w:rPr>
+      </w:pPr>
+      <w:r>
+        <w:rPr>
+          <w:rFonts w:ascii="Verdana" w:hAnsi="Verdana"/>
+          <w:color w:val="000000" w:themeColor="text1"/>
+        </w:rPr>
+        <w:t>Conceived</w:t>
+      </w:r>
+      <w:r>
+        <w:rPr>
+          <w:rFonts w:ascii="Verdana" w:hAnsi="Verdana"/>
+          <w:color w:val="000000" w:themeColor="text1"/>
+        </w:rPr>
+        <w:t xml:space="preserve">, designed, and implemented Hosted PBX services platform using Asterisk and other open source and in-house tools.  Heavily patched the </w:t>
+      </w:r>
+      <w:r>
+        <w:rPr>
+          <w:rFonts w:ascii="Verdana" w:hAnsi="Verdana"/>
+          <w:color w:val="000000" w:themeColor="text1"/>
+        </w:rPr>
+        <w:t xml:space="preserve">early </w:t>
+      </w:r>
+      <w:r>
+        <w:rPr>
+          <w:rFonts w:ascii="Verdana" w:hAnsi="Verdana"/>
+          <w:color w:val="000000" w:themeColor="text1"/>
+        </w:rPr>
+        <w:t>open source Asterisk platform to fix bugs and extend functionality</w:t>
+      </w:r>
+      <w:r>
+        <w:rPr>
+          <w:rFonts w:ascii="Verdana" w:hAnsi="Verdana"/>
+          <w:color w:val="000000" w:themeColor="text1"/>
+        </w:rPr>
+        <w:t xml:space="preserve"> to create a viable multi-tenant solution.</w:t>
+      </w:r>
+    </w:p>
+    <w:p>
+      <w:pPr>
+        <w:rPr>
+          <w:rFonts w:ascii="Verdana" w:hAnsi="Verdana"/>
+          <w:color w:val="000000" w:themeColor="text1"/>
+        </w:rPr>
+      </w:pPr>
+    </w:p>
+    <w:p>
+      <w:pPr>
+        <w:rPr>
+          <w:rFonts w:ascii="Verdana" w:hAnsi="Verdana"/>
+          <w:color w:val="000000" w:themeColor="text1"/>
+        </w:rPr>
+      </w:pPr>
+      <w:r>
+        <w:rPr>
+          <w:rFonts w:ascii="Verdana" w:hAnsi="Verdana"/>
+          <w:color w:val="000000" w:themeColor="text1"/>
+        </w:rPr>
+        <w:t>Created, d</w:t>
+      </w:r>
+      <w:r>
+        <w:rPr>
+          <w:rFonts w:ascii="Verdana" w:hAnsi="Verdana"/>
+          <w:color w:val="000000" w:themeColor="text1"/>
+        </w:rPr>
+        <w:t xml:space="preserve">esigned, developed, and implemented a high availability network infrastructure for hosted </w:t>
+      </w:r>
+      <w:r>
+        <w:rPr>
+          <w:rFonts w:ascii="Verdana" w:hAnsi="Verdana"/>
+          <w:color w:val="000000" w:themeColor="text1"/>
+        </w:rPr>
+        <w:t>PBX</w:t>
+      </w:r>
+      <w:r>
+        <w:rPr>
+          <w:rFonts w:ascii="Verdana" w:hAnsi="Verdana"/>
+          <w:color w:val="000000" w:themeColor="text1"/>
+        </w:rPr>
+        <w:t xml:space="preserve"> services using clustering technologies available in Linux and other open source tools.</w:t>
+      </w:r>
+    </w:p>
+    <w:p>
+      <w:pPr>
+        <w:rPr>
+          <w:rFonts w:ascii="Verdana" w:hAnsi="Verdana"/>
+          <w:color w:val="000000" w:themeColor="text1"/>
+        </w:rPr>
+      </w:pPr>
+    </w:p>
+    <w:p>
+      <w:pPr>
+        <w:rPr>
+          <w:rFonts w:ascii="Verdana" w:hAnsi="Verdana"/>
+          <w:color w:val="000000" w:themeColor="text1"/>
+        </w:rPr>
+      </w:pPr>
+      <w:r>
+        <w:rPr>
+          <w:rFonts w:ascii="Verdana" w:hAnsi="Verdana"/>
+          <w:color w:val="000000" w:themeColor="text1"/>
+        </w:rPr>
+        <w:t>Wrote core specification for implementation as one part of my critical role in the architecture of</w:t>
+      </w:r>
+      <w:r>
+        <w:rPr>
+          <w:rFonts w:ascii="Verdana" w:hAnsi="Verdana"/>
+          <w:color w:val="000000" w:themeColor="text1"/>
+        </w:rPr>
+        <w:t xml:space="preserve"> a</w:t>
+      </w:r>
+      <w:r>
+        <w:rPr>
+          <w:rFonts w:ascii="Verdana" w:hAnsi="Verdana"/>
+          <w:color w:val="000000" w:themeColor="text1"/>
+        </w:rPr>
+        <w:t xml:space="preserve"> next-generation VoIP services platform.</w:t>
+      </w:r>
+    </w:p>
+    <w:p>
+      <w:pPr>
+        <w:rPr>
+          <w:rFonts w:ascii="Verdana" w:hAnsi="Verdana"/>
+          <w:color w:val="000000" w:themeColor="text1"/>
+        </w:rPr>
+      </w:pPr>
+    </w:p>
+    <w:p>
+      <w:pPr>
+        <w:rPr>
+          <w:rFonts w:ascii="Verdana" w:hAnsi="Verdana"/>
+          <w:color w:val="000000" w:themeColor="text1"/>
+        </w:rPr>
+      </w:pPr>
+      <w:r>
+        <w:rPr>
+          <w:rFonts w:ascii="Verdana" w:hAnsi="Verdana"/>
+          <w:color w:val="000000" w:themeColor="text1"/>
+        </w:rPr>
+        <w:t>Extended existing Virtual Phone/Vendor platform for international calls via VoIP from one Eastern European country to entire European Common Market. Expanded system by</w:t>
+      </w:r>
+    </w:p>
+    <w:p>
+      <w:pPr>
+        <w:rPr>
+          <w:rFonts w:ascii="Verdana" w:hAnsi="Verdana"/>
+          <w:color w:val="000000" w:themeColor="text1"/>
+        </w:rPr>
+      </w:pPr>
+      <w:r>
+        <w:rPr>
+          <w:rFonts w:ascii="Verdana" w:hAnsi="Verdana"/>
+          <w:color w:val="000000" w:themeColor="text1"/>
+        </w:rPr>
+        <w:t>designing and implementing next-generation virtual phone number calling card-like platform using Asterisk and VoIP.</w:t>
+      </w:r>
+    </w:p>
+    <w:p>
+      <w:pPr>
+        <w:rPr>
+          <w:rFonts w:ascii="Verdana" w:hAnsi="Verdana"/>
+          <w:color w:val="000000" w:themeColor="text1"/>
+        </w:rPr>
+      </w:pPr>
+    </w:p>
+    <w:p>
+      <w:pPr>
+        <w:rPr>
+          <w:rFonts w:ascii="Verdana" w:hAnsi="Verdana"/>
+          <w:i/>
+          <w:iCs/>
+          <w:color w:val="000000" w:themeColor="text1"/>
+        </w:rPr>
+      </w:pPr>
+      <w:r>
+        <w:rPr>
+          <w:rFonts w:ascii="Verdana" w:hAnsi="Verdana"/>
+          <w:i/>
+          <w:iCs/>
+          <w:color w:val="000000" w:themeColor="text1"/>
+        </w:rPr>
+        <w:t>Vendor Promotions</w:t>
+      </w:r>
+    </w:p>
+    <w:p>
+      <w:pPr>
+        <w:rPr>
+          <w:rFonts w:ascii="Verdana" w:hAnsi="Verdana"/>
+          <w:color w:val="000000" w:themeColor="text1"/>
+        </w:rPr>
+      </w:pPr>
+    </w:p>
+    <w:p>
+      <w:pPr>
+        <w:rPr>
+          <w:rFonts w:ascii="Verdana" w:hAnsi="Verdana"/>
+          <w:color w:val="000000" w:themeColor="text1"/>
+        </w:rPr>
+      </w:pPr>
+      <w:r>
+        <w:rPr>
+          <w:rFonts w:ascii="Verdana" w:hAnsi="Verdana"/>
+          <w:color w:val="000000" w:themeColor="text1"/>
+        </w:rPr>
+        <w:t>In one month</w:t>
+      </w:r>
+      <w:r>
+        <w:rPr>
+          <w:rFonts w:ascii="Verdana" w:hAnsi="Verdana"/>
+          <w:color w:val="000000" w:themeColor="text1"/>
+        </w:rPr>
+        <w:t xml:space="preserve"> d</w:t>
+      </w:r>
+      <w:r>
+        <w:rPr>
+          <w:rFonts w:ascii="Verdana" w:hAnsi="Verdana"/>
+          <w:color w:val="000000" w:themeColor="text1"/>
+        </w:rPr>
+        <w:t xml:space="preserve">esigned, implemented, and maintained a web farm to support 10 million hits per day with </w:t>
+      </w:r>
+      <w:proofErr w:type="spellStart"/>
+      <w:r>
+        <w:rPr>
+          <w:rFonts w:ascii="Verdana" w:hAnsi="Verdana"/>
+          <w:color w:val="000000" w:themeColor="text1"/>
+        </w:rPr>
+        <w:t>subsecond</w:t>
+      </w:r>
+      <w:proofErr w:type="spellEnd"/>
+      <w:r>
+        <w:rPr>
+          <w:rFonts w:ascii="Verdana" w:hAnsi="Verdana"/>
+          <w:color w:val="000000" w:themeColor="text1"/>
+        </w:rPr>
+        <w:t xml:space="preserve"> response time, database failover, web server failover, and load balancing.  Arranged all software development</w:t>
+      </w:r>
+      <w:r>
+        <w:rPr>
+          <w:rFonts w:ascii="Verdana" w:hAnsi="Verdana"/>
+          <w:color w:val="000000" w:themeColor="text1"/>
+        </w:rPr>
+        <w:t xml:space="preserve"> and support contacts.  Served as main contact for these arrangements.</w:t>
+      </w:r>
+    </w:p>
+    <w:p>
+      <w:pPr>
+        <w:rPr>
+          <w:rFonts w:ascii="Verdana" w:hAnsi="Verdana"/>
+          <w:color w:val="000000" w:themeColor="text1"/>
+        </w:rPr>
+      </w:pPr>
+    </w:p>
+    <w:p>
+      <w:pPr>
+        <w:rPr>
+          <w:rFonts w:ascii="Verdana" w:hAnsi="Verdana"/>
+          <w:i/>
+          <w:iCs/>
+          <w:color w:val="000000" w:themeColor="text1"/>
+        </w:rPr>
+      </w:pPr>
+      <w:r>
+        <w:rPr>
+          <w:rFonts w:ascii="Verdana" w:hAnsi="Verdana"/>
+          <w:i/>
+          <w:iCs/>
+          <w:color w:val="000000" w:themeColor="text1"/>
+        </w:rPr>
         <w:t>Impulse Marketing Group</w:t>
       </w:r>
     </w:p>
@@ -1921,6 +2094,91 @@
           <w:rFonts w:ascii="Verdana" w:hAnsi="Verdana"/>
           <w:color w:val="000000" w:themeColor="text1"/>
         </w:rPr>
+        <w:t>October</w:t>
+      </w:r>
+      <w:r>
+        <w:rPr>
+          <w:rFonts w:ascii="Verdana" w:hAnsi="Verdana"/>
+          <w:color w:val="000000" w:themeColor="text1"/>
+        </w:rPr>
+        <w:t xml:space="preserve"> 202</w:t>
+      </w:r>
+      <w:r>
+        <w:rPr>
+          <w:rFonts w:ascii="Verdana" w:hAnsi="Verdana"/>
+          <w:color w:val="000000" w:themeColor="text1"/>
+        </w:rPr>
+        <w:t>5</w:t>
+      </w:r>
+      <w:r>
+        <w:rPr>
+          <w:rFonts w:ascii="Verdana" w:hAnsi="Verdana"/>
+          <w:color w:val="000000" w:themeColor="text1"/>
+        </w:rPr>
+        <w:t xml:space="preserve"> to June 2026</w:t>
+      </w:r>
+    </w:p>
+    <w:p>
+      <w:pPr>
+        <w:tabs>
+          <w:tab w:val="left" w:pos="360"/>
+          <w:tab w:val="left" w:pos="6480"/>
+        </w:tabs>
+        <w:rPr>
+          <w:rFonts w:ascii="Verdana" w:hAnsi="Verdana"/>
+          <w:color w:val="000000" w:themeColor="text1"/>
+        </w:rPr>
+      </w:pPr>
+      <w:r>
+        <w:rPr>
+          <w:rFonts w:ascii="Verdana" w:hAnsi="Verdana"/>
+          <w:color w:val="000000" w:themeColor="text1"/>
+        </w:rPr>
+        <w:tab/>
+      </w:r>
+      <w:r>
+        <w:rPr>
+          <w:rFonts w:ascii="Verdana" w:hAnsi="Verdana"/>
+          <w:color w:val="000000" w:themeColor="text1"/>
+        </w:rPr>
+        <w:t>Staff</w:t>
+      </w:r>
+      <w:r>
+        <w:rPr>
+          <w:rFonts w:ascii="Verdana" w:hAnsi="Verdana"/>
+          <w:color w:val="000000" w:themeColor="text1"/>
+        </w:rPr>
+        <w:t xml:space="preserve"> Engineer, Streaming Global, LLC.</w:t>
+      </w:r>
+    </w:p>
+    <w:p>
+      <w:pPr>
+        <w:tabs>
+          <w:tab w:val="left" w:pos="360"/>
+          <w:tab w:val="left" w:pos="6480"/>
+        </w:tabs>
+        <w:rPr>
+          <w:rFonts w:ascii="Verdana" w:hAnsi="Verdana"/>
+          <w:color w:val="000000" w:themeColor="text1"/>
+        </w:rPr>
+      </w:pPr>
+    </w:p>
+    <w:p>
+      <w:pPr>
+        <w:tabs>
+          <w:tab w:val="left" w:pos="360"/>
+          <w:tab w:val="left" w:pos="6480"/>
+        </w:tabs>
+        <w:rPr>
+          <w:rFonts w:ascii="Verdana" w:hAnsi="Verdana"/>
+          <w:color w:val="000000" w:themeColor="text1"/>
+        </w:rPr>
+      </w:pPr>
+      <w:r>
+        <w:rPr>
+          <w:rFonts w:ascii="Verdana" w:hAnsi="Verdana"/>
+          <w:color w:val="000000" w:themeColor="text1"/>
+        </w:rPr>
         <w:t>Ju</w:t>
       </w:r>
       <w:r>
@@ -1942,7 +2200,21 @@
           <w:rFonts w:ascii="Verdana" w:hAnsi="Verdana"/>
           <w:color w:val="000000" w:themeColor="text1"/>
         </w:rPr>
-        <w:t>June 2026</w:t>
+        <w:t>October</w:t>
+      </w:r>
+      <w:r>
+        <w:rPr>
+          <w:rFonts w:ascii="Verdana" w:hAnsi="Verdana"/>
+          <w:color w:val="000000" w:themeColor="text1"/>
+        </w:rPr>
+        <w:t xml:space="preserve"> 202</w:t>
+      </w:r>
+      <w:r>
+        <w:rPr>
+          <w:rFonts w:ascii="Verdana" w:hAnsi="Verdana"/>
+          <w:color w:val="000000" w:themeColor="text1"/>
+        </w:rPr>
+        <w:t>5</w:t>
       </w:r>
     </w:p>
     <w:p>
@@ -2203,10 +2475,6 @@
           <w:tab w:val="left" w:pos="360"/>
           <w:tab w:val="left" w:pos="6480"/>
         </w:tabs>
-        <w:rPr>
-          <w:rFonts w:ascii="Verdana" w:hAnsi="Verdana"/>
-          <w:color w:val="000000" w:themeColor="text1"/>
-        </w:rPr>
       </w:pPr>
       <w:r>
         <w:rPr>
@@ -2214,7 +2482,54 @@
           <w:color w:val="000000" w:themeColor="text1"/>
         </w:rPr>
         <w:tab/>
-        <w:t>Vocalocity, Inc.</w:t>
+      </w:r>
+      <w:proofErr w:type="spellStart"/>
+      <w:r>
+        <w:rPr>
+          <w:rFonts w:ascii="Verdana" w:hAnsi="Verdana"/>
+          <w:color w:val="000000" w:themeColor="text1"/>
+        </w:rPr>
+        <w:t>Vocalocity</w:t>
+      </w:r>
+      <w:proofErr w:type="spellEnd"/>
+      <w:r>
+        <w:rPr>
+          <w:rFonts w:ascii="Verdana" w:hAnsi="Verdana"/>
+          <w:color w:val="000000" w:themeColor="text1"/>
+        </w:rPr>
+        <w:t>, Inc.</w:t>
+      </w:r>
+      <w:r>
+        <w:rPr>
+          <w:rFonts w:ascii="Verdana" w:hAnsi="Verdana"/>
+          <w:color w:val="000000" w:themeColor="text1"/>
+        </w:rPr>
+        <w:t xml:space="preserve">  </w:t>
+      </w:r>
+      <w:r>
+        <w:rPr>
+          <w:rFonts w:ascii="Verdana" w:hAnsi="Verdana"/>
+          <w:b/>
+          <w:bCs/>
+          <w:color w:val="000000" w:themeColor="text1"/>
+        </w:rPr>
+        <w:t>Founding Enginee</w:t>
+      </w:r>
+      <w:r>
+        <w:rPr>
+          <w:rFonts w:ascii="Verdana" w:hAnsi="Verdana"/>
+          <w:b/>
+          <w:bCs/>
+          <w:color w:val="000000" w:themeColor="text1"/>
+        </w:rPr>
+        <w:t xml:space="preserve">r </w:t>
+      </w:r>
+      <w:r>
+        <w:rPr>
+          <w:rFonts w:ascii="Verdana" w:hAnsi="Verdana"/>
+          <w:color w:val="000000" w:themeColor="text1"/>
+        </w:rPr>
+        <w:t>(before the title became common)</w:t>
       </w:r>
     </w:p>
     <w:p>
@@ -2950,15 +3265,6 @@
           <w:sz w:val="26"/>
         </w:rPr>
       </w:pPr>
-      <w:r>
-        <w:rPr>
-          <w:rFonts w:ascii="Verdana" w:hAnsi="Verdana"/>
-          <w:b/>
-          <w:color w:val="000000" w:themeColor="text1"/>
-          <w:sz w:val="26"/>
-        </w:rPr>
-        <w:br/>
-      </w:r>
     </w:p>
     <w:p>
       <w:pPr>
@@ -3910,7 +4216,6 @@
   <w:style w:type="character" w:default="1" w:styleId="DefaultParagraphFont">
     <w:name w:val="Default Paragraph Font"/>
     <w:uiPriority w:val="1"/>
-    <w:semiHidden/>
     <w:unhideWhenUsed/>
   </w:style>
   <w:style w:type="table" w:default="1" w:styleId="TableNormal">
